--- a/hin/docx/27.content.docx
+++ b/hin/docx/27.content.docx
@@ -5229,19 +5229,7 @@
         <w:rPr>
           <w:lang w:val="hi_IN" w:bidi="hi_IN"/>
         </w:rPr>
-        <w:t xml:space="preserve"> के बाद डाला गया है ( </w:t>
-      </w:r>
-      <w:r>
-        <w:rPr>
-          <w:lang w:val="hi_IN" w:bidi="hi_IN"/>
-        </w:rPr>
-        <w:t>दानिय्येल पुस्तक परिचय</w:t>
-      </w:r>
-      <w:r>
-        <w:rPr>
-          <w:lang w:val="hi_IN" w:bidi="hi_IN"/>
-        </w:rPr>
-        <w:t>, "लेखक और तिथि" देखें)।</w:t>
+        <w:t xml:space="preserve"> के बाद डाला गया है ( दानिय्येल पुस्तक परिचय, "लेखक और तिथि" देखें)।</w:t>
       </w:r>
       <w:r>
         <w:rPr>
